--- a/06_submission/Title_Page_and_Declarations.docx
+++ b/06_submission/Title_Page_and_Declarations.docx
@@ -363,7 +363,7 @@
           <w:color w:val="000000"/>
           <w:sz w:val="22"/>
         </w:rPr>
-        <w:t>No new participants were recruited and no new human data were collected. The study analyzed public, deidentified datasets whose original records report ethics approval and consent. A separate institutional determination for this secondary analysis was not obtained. The author will provide an institutional exemption or not-human-participant-research determination if required by the target journal.</w:t>
+        <w:t>No participants were recruited, contacted, or intervened upon, and no identifiable information was collected. The study analyzed public, deidentified datasets whose original records report ethics approval and consent. A separate institutional review or written exemption determination was not obtained for this secondary analysis.</w:t>
       </w:r>
     </w:p>
     <w:p>
@@ -409,7 +409,7 @@
           <w:color w:val="000000"/>
           <w:sz w:val="22"/>
         </w:rPr>
-        <w:t>The complete reproducible analysis is available at https://github.com/xcai66/tHRR-I-PMData. A new version-specific archival DOI will be inserted after the revised release is deposited by Zenodo.</w:t>
+        <w:t>The complete reproducible analysis is available at https://github.com/xcai66/Calibration-of-Heart-Rate-Reserve-for-Graded-Cycle-Ergometry. Versioned software archives are maintained under the Zenodo concept DOI https://doi.org/10.5281/zenodo.21689574.</w:t>
       </w:r>
     </w:p>
     <w:p>
@@ -455,7 +455,7 @@
           <w:color w:val="000000"/>
           <w:sz w:val="22"/>
         </w:rPr>
-        <w:t>During manuscript preparation, generative AI was used for language editing, document organization, and code assistance. The author verified the sources, analyses, and final manuscript and accepts full responsibility for the work. This wording should be adapted to the selected journal's policy.</w:t>
+        <w:t>During manuscript preparation, generative AI was used for language editing, document organization, and code assistance. The author verified the sources, analyses, and final manuscript and accepts full responsibility for the work.</w:t>
       </w:r>
     </w:p>
     <w:sectPr>

--- a/06_submission/Title_Page_and_Declarations.docx
+++ b/06_submission/Title_Page_and_Declarations.docx
@@ -409,7 +409,7 @@
           <w:color w:val="000000"/>
           <w:sz w:val="22"/>
         </w:rPr>
-        <w:t>The complete reproducible analysis is available at https://github.com/xcai66/Calibration-of-Heart-Rate-Reserve-for-Graded-Cycle-Ergometry. Versioned software archives are maintained under the Zenodo concept DOI https://doi.org/10.5281/zenodo.21689574.</w:t>
+        <w:t>The complete reproducible analysis is available at https://github.com/xcai66/Calibration-of-Heart-Rate-Reserve-for-Graded-Cycle-Ergometry. The archived v2.0.0 release is available at https://doi.org/10.5281/zenodo.21860652; future versions are maintained under the Zenodo concept DOI https://doi.org/10.5281/zenodo.21689574.</w:t>
       </w:r>
     </w:p>
     <w:p>
@@ -463,7 +463,7 @@
       <w:headerReference w:type="first" r:id="rId10"/>
       <w:footerReference w:type="default" r:id="rId11"/>
       <w:pgSz w:w="11906" w:h="16838"/>
-      <w:pgMar w:top="1440" w:right="1440" w:bottom="1440" w:left="1440" w:header="709" w:footer="709" w:gutter="0"/>
+      <w:pgMar w:top="1020" w:right="1440" w:bottom="1020" w:left="1440" w:header="709" w:footer="709" w:gutter="0"/>
       <w:cols w:space="720"/>
       <w:titlePg/>
       <w:docGrid w:linePitch="360"/>
@@ -894,12 +894,12 @@
     <w:qFormat/>
     <w:rsid w:val="00FC693F"/>
     <w:pPr>
-      <w:spacing w:before="0" w:after="120" w:line="360" w:lineRule="auto"/>
+      <w:spacing w:before="0" w:after="80" w:line="276" w:lineRule="auto"/>
       <w:jc w:val="both"/>
     </w:pPr>
     <w:rPr>
       <w:rFonts w:ascii="Times New Roman" w:hAnsi="Times New Roman" w:eastAsia="Times New Roman"/>
-      <w:sz w:val="22"/>
+      <w:sz w:val="20"/>
     </w:rPr>
   </w:style>
   <w:style w:type="paragraph" w:styleId="Header">
@@ -957,7 +957,7 @@
     <w:pPr>
       <w:keepNext/>
       <w:keepLines/>
-      <w:spacing w:before="320" w:after="160" w:line="276" w:lineRule="auto"/>
+      <w:spacing w:before="120" w:after="60" w:line="276" w:lineRule="auto"/>
       <w:outlineLvl w:val="0"/>
     </w:pPr>
     <w:rPr>
@@ -981,7 +981,7 @@
     <w:pPr>
       <w:keepNext/>
       <w:keepLines/>
-      <w:spacing w:before="240" w:after="120" w:line="276" w:lineRule="auto"/>
+      <w:spacing w:before="120" w:after="60" w:line="276" w:lineRule="auto"/>
       <w:outlineLvl w:val="1"/>
     </w:pPr>
     <w:rPr>

--- a/06_submission/Title_Page_and_Declarations.docx
+++ b/06_submission/Title_Page_and_Declarations.docx
@@ -84,7 +84,7 @@
           <w:color w:val="000000"/>
           <w:sz w:val="22"/>
         </w:rPr>
-        <w:t>BoTao Cai</w:t>
+        <w:t>Botao Cai</w:t>
       </w:r>
     </w:p>
     <w:p>
@@ -130,7 +130,7 @@
           <w:color w:val="000000"/>
           <w:sz w:val="22"/>
         </w:rPr>
-        <w:t>BoTao Cai</w:t>
+        <w:t>Botao Cai</w:t>
       </w:r>
     </w:p>
     <w:p>
@@ -294,7 +294,7 @@
           <w:color w:val="000000"/>
           <w:sz w:val="22"/>
         </w:rPr>
-        <w:t>BoTao Cai: conceptualization, methodology, software, formal analysis, investigation, data curation, visualization, writing of the original draft, review and editing, and project administration.</w:t>
+        <w:t>Botao Cai: conceptualization, methodology, software, formal analysis, investigation, data curation, visualization, writing of the original draft, review and editing, and project administration.</w:t>
       </w:r>
     </w:p>
     <w:p>
